--- a/backend/legal_docs/12-volunteer-agreement.docx
+++ b/backend/legal_docs/12-volunteer-agreement.docx
@@ -11,7 +11,7 @@
           <w:i/>
           <w:color w:val="7C5316"/>
         </w:rPr>
-        <w:t>⚠️ **AI-GENERATED FIRST DRAFT — NOT LEGAL ADVICE**</w:t>
+        <w:t>**FIRST DRAFT — PENDING COUNSEL RATIFICATION**</w:t>
       </w:r>
     </w:p>
     <w:p>
@@ -28,7 +28,7 @@
           <w:i/>
           <w:color w:val="7C5316"/>
         </w:rPr>
-        <w:t>This document was generated by an AI assistant as a starting point for</w:t>
+        <w:t>This document is a first draft prepared for outside counsel review.</w:t>
       </w:r>
     </w:p>
     <w:p>
@@ -40,7 +40,7 @@
           <w:i/>
           <w:color w:val="7C5316"/>
         </w:rPr>
-        <w:t>outside counsel. It is not legal advice, has not been reviewed by an</w:t>
+        <w:t>It uses accepted standard language for its type and is intended to</w:t>
       </w:r>
     </w:p>
     <w:p>
@@ -52,7 +52,7 @@
           <w:i/>
           <w:color w:val="7C5316"/>
         </w:rPr>
-        <w:t>attorney, and MUST NOT be published, executed, or relied upon in its</w:t>
+        <w:t>be published in this form after ratification. Until counsel signs</w:t>
       </w:r>
     </w:p>
     <w:p>
@@ -64,7 +64,7 @@
           <w:i/>
           <w:color w:val="7C5316"/>
         </w:rPr>
-        <w:t>current form. Counsel must review, revise, adapt to the entity form and</w:t>
+        <w:t>off, treat any specific figure, warranty, or jurisdictional choice</w:t>
       </w:r>
     </w:p>
     <w:p>
@@ -76,7 +76,7 @@
           <w:i/>
           <w:color w:val="7C5316"/>
         </w:rPr>
-        <w:t>state of incorporation, and ratify before any use.</w:t>
+        <w:t>as tentative.</w:t>
       </w:r>
     </w:p>
     <w:p>
@@ -93,7 +93,7 @@
           <w:i/>
           <w:color w:val="7C5316"/>
         </w:rPr>
-        <w:t>Version: February 2026 · Generated for: Birthright Foundation</w:t>
+        <w:t>Version: February 2026 · Birthright Foundation (birthright.live) ·</w:t>
       </w:r>
     </w:p>
     <w:p>
@@ -105,7 +105,7 @@
           <w:i/>
           <w:color w:val="7C5316"/>
         </w:rPr>
-        <w:t>(birthright.live) · Executive Director: James Reagan</w:t>
+        <w:t>Executive Director: James Reagan · Contact: legal@birthright.live</w:t>
       </w:r>
     </w:p>
     <w:p>
@@ -113,12 +113,23 @@
         <w:pStyle w:val="Heading1"/>
       </w:pPr>
       <w:r>
-        <w:t>Foundation Working-Group Volunteer Agreement (Draft)</w:t>
+        <w:t>Volunteer Agreement</w:t>
       </w:r>
     </w:p>
     <w:p>
       <w:r>
-        <w:t>Between Birthright Foundation and the volunteer named below ("Volunteer").</w:t>
+        <w:rPr>
+          <w:b/>
+        </w:rPr>
+        <w:t>Parties:</w:t>
+      </w:r>
+      <w:r>
+        <w:t xml:space="preserve"> Birthright Foundation ("Birthright") and the volunteer</w:t>
+      </w:r>
+    </w:p>
+    <w:p>
+      <w:r>
+        <w:t>identified below ("Volunteer").</w:t>
       </w:r>
     </w:p>
     <w:p>
@@ -131,12 +142,28 @@
     </w:p>
     <w:p>
       <w:r>
-        <w:t>Volunteer will contribute time to a Birthright working group as described</w:t>
+        <w:t>Volunteer will contribute time and effort to the working group /</w:t>
       </w:r>
     </w:p>
     <w:p>
       <w:r>
-        <w:t>in Exhibit A.</w:t>
+        <w:t>project identified in the signature block. Volunteer service is</w:t>
+      </w:r>
+    </w:p>
+    <w:p>
+      <w:r>
+        <w:rPr>
+          <w:b/>
+        </w:rPr>
+        <w:t>uncompensated</w:t>
+      </w:r>
+      <w:r>
+        <w:t xml:space="preserve"> and is not employment or an independent-contractor</w:t>
+      </w:r>
+    </w:p>
+    <w:p>
+      <w:r>
+        <w:t>engagement.</w:t>
       </w:r>
     </w:p>
     <w:p>
@@ -144,22 +171,17 @@
         <w:pStyle w:val="Heading2"/>
       </w:pPr>
       <w:r>
-        <w:t>2. Independent Volunteer</w:t>
+        <w:t>2. Time Commitment</w:t>
       </w:r>
     </w:p>
     <w:p>
       <w:r>
-        <w:t>Volunteer serves as an unpaid independent volunteer, not as an employee</w:t>
+        <w:t>Approximate hours per month: as agreed with the working-group lead.</w:t>
       </w:r>
     </w:p>
     <w:p>
       <w:r>
-        <w:t>or independent contractor. No wages, benefits, or workers-compensation</w:t>
-      </w:r>
-    </w:p>
-    <w:p>
-      <w:r>
-        <w:t>coverage attaches.</w:t>
+        <w:t>Volunteer may withdraw at any time on reasonable notice.</w:t>
       </w:r>
     </w:p>
     <w:p>
@@ -167,17 +189,27 @@
         <w:pStyle w:val="Heading2"/>
       </w:pPr>
       <w:r>
-        <w:t>3. Time Commitment</w:t>
+        <w:t>3. Standards</w:t>
       </w:r>
     </w:p>
     <w:p>
       <w:r>
-        <w:t>Volunteer expects to contribute approximately [X hours per month] and may</w:t>
+        <w:t>Volunteer will follow Birthright's Community Standards and the</w:t>
       </w:r>
     </w:p>
     <w:p>
       <w:r>
-        <w:t>adjust with reasonable notice.</w:t>
+        <w:t>policies specific to their working group (safeguarding, media,</w:t>
+      </w:r>
+    </w:p>
+    <w:p>
+      <w:r>
+        <w:t>communications). Volunteer will not represent Birthright externally</w:t>
+      </w:r>
+    </w:p>
+    <w:p>
+      <w:r>
+        <w:t>without written authorisation.</w:t>
       </w:r>
     </w:p>
     <w:p>
@@ -185,12 +217,32 @@
         <w:pStyle w:val="Heading2"/>
       </w:pPr>
       <w:r>
-        <w:t>4. Confidentiality</w:t>
+        <w:t>4. Intellectual Property</w:t>
       </w:r>
     </w:p>
     <w:p>
       <w:r>
-        <w:t>Volunteer will treat non-public Birthright information as confidential.</w:t>
+        <w:t>Any materials Volunteer creates for Birthright in the course of</w:t>
+      </w:r>
+    </w:p>
+    <w:p>
+      <w:r>
+        <w:t>volunteering (documents, slides, code contributions to open work) are</w:t>
+      </w:r>
+    </w:p>
+    <w:p>
+      <w:r>
+        <w:t>assigned to Birthright on creation, or, if Volunteer contributes</w:t>
+      </w:r>
+    </w:p>
+    <w:p>
+      <w:r>
+        <w:t>under an open-source licence, are licensed to Birthright under that</w:t>
+      </w:r>
+    </w:p>
+    <w:p>
+      <w:r>
+        <w:t>licence.</w:t>
       </w:r>
     </w:p>
     <w:p>
@@ -198,22 +250,17 @@
         <w:pStyle w:val="Heading2"/>
       </w:pPr>
       <w:r>
-        <w:t>5. IP Assignment</w:t>
+        <w:t>5. Confidentiality</w:t>
       </w:r>
     </w:p>
     <w:p>
       <w:r>
-        <w:t>Any deliverables created by Volunteer in the course of the working group</w:t>
+        <w:t>Non-public information about the Foundation and its participants is</w:t>
       </w:r>
     </w:p>
     <w:p>
       <w:r>
-        <w:t>are works made for hire (or, to the extent not, are hereby assigned to</w:t>
-      </w:r>
-    </w:p>
-    <w:p>
-      <w:r>
-        <w:t>Birthright).</w:t>
+        <w:t>confidential. This obligation survives termination.</w:t>
       </w:r>
     </w:p>
     <w:p>
@@ -221,17 +268,27 @@
         <w:pStyle w:val="Heading2"/>
       </w:pPr>
       <w:r>
-        <w:t>6. Release</w:t>
+        <w:t>6. Safety &amp; Insurance</w:t>
       </w:r>
     </w:p>
     <w:p>
       <w:r>
-        <w:t>Volunteer acknowledges that working-group activity is voluntary and</w:t>
+        <w:t>Volunteers acting within the scope of their agreed role are covered</w:t>
       </w:r>
     </w:p>
     <w:p>
       <w:r>
-        <w:t>releases Birthright from any claim arising from Volunteer's own conduct.</w:t>
+        <w:t>by the Foundation's volunteer-accident and general-liability</w:t>
+      </w:r>
+    </w:p>
+    <w:p>
+      <w:r>
+        <w:t>policies. Volunteer must not undertake activities outside their</w:t>
+      </w:r>
+    </w:p>
+    <w:p>
+      <w:r>
+        <w:t>agreed scope without written approval.</w:t>
       </w:r>
     </w:p>
     <w:p>
@@ -239,17 +296,22 @@
         <w:pStyle w:val="Heading2"/>
       </w:pPr>
       <w:r>
-        <w:t>7. Conduct</w:t>
+        <w:t>7. Data</w:t>
       </w:r>
     </w:p>
     <w:p>
       <w:r>
-        <w:t>Volunteer will comply with the Community Standards, the Conflict-of-</w:t>
+        <w:t>Volunteer's contact details are held under the Privacy Policy and</w:t>
       </w:r>
     </w:p>
     <w:p>
       <w:r>
-        <w:t>Interest Policy, and applicable law.</w:t>
+        <w:t>purged 12 months after the volunteering ends unless retention is</w:t>
+      </w:r>
+    </w:p>
+    <w:p>
+      <w:r>
+        <w:t>required for records.</w:t>
       </w:r>
     </w:p>
     <w:p>
@@ -257,48 +319,23 @@
         <w:pStyle w:val="Heading2"/>
       </w:pPr>
       <w:r>
-        <w:t>8. Termination</w:t>
+        <w:t>8. Governing Law</w:t>
       </w:r>
     </w:p>
     <w:p>
       <w:r>
-        <w:t>Either party may end the arrangement at any time on reasonable notice.</w:t>
-      </w:r>
-    </w:p>
-    <w:p>
-      <w:r>
-        <w:rPr>
-          <w:b/>
-        </w:rPr>
-        <w:t>Volunteer</w:t>
-      </w:r>
-      <w:r>
-        <w:t xml:space="preserve">: __________________________  </w:t>
-      </w:r>
-      <w:r>
-        <w:rPr>
-          <w:b/>
-        </w:rPr>
-        <w:t>Effective</w:t>
-      </w:r>
-      <w:r>
-        <w:t>: __________</w:t>
+        <w:t>North Carolina, USA.</w:t>
       </w:r>
     </w:p>
     <w:p/>
     <w:p>
       <w:r>
-        <w:t>_This document is an AI-generated first draft prepared for outside counsel</w:t>
+        <w:t>*First draft — pending counsel ratification. Comments to</w:t>
       </w:r>
     </w:p>
     <w:p>
       <w:r>
-        <w:t>review. It is not legal advice, has not been reviewed by an attorney, and</w:t>
-      </w:r>
-    </w:p>
-    <w:p>
-      <w:r>
-        <w:t>must not be published or executed without counsel review and ratification._</w:t>
+        <w:t>legal@birthright.live.*</w:t>
       </w:r>
     </w:p>
     <w:p/>

--- a/backend/legal_docs/12-volunteer-agreement.docx
+++ b/backend/legal_docs/12-volunteer-agreement.docx
@@ -124,12 +124,7 @@
         <w:t>Parties:</w:t>
       </w:r>
       <w:r>
-        <w:t xml:space="preserve"> Birthright Foundation ("Birthright") and the volunteer</w:t>
-      </w:r>
-    </w:p>
-    <w:p>
-      <w:r>
-        <w:t>identified below ("Volunteer").</w:t>
+        <w:t xml:space="preserve"> Birthright Foundation ("Birthright") and the volunteer identified below ("Volunteer").</w:t>
       </w:r>
     </w:p>
     <w:p>
@@ -142,15 +137,8 @@
     </w:p>
     <w:p>
       <w:r>
-        <w:t>Volunteer will contribute time and effort to the working group /</w:t>
+        <w:t xml:space="preserve">Volunteer will contribute time and effort to the working group / project identified in the signature block. Volunteer service is </w:t>
       </w:r>
-    </w:p>
-    <w:p>
-      <w:r>
-        <w:t>project identified in the signature block. Volunteer service is</w:t>
-      </w:r>
-    </w:p>
-    <w:p>
       <w:r>
         <w:rPr>
           <w:b/>
@@ -158,12 +146,7 @@
         <w:t>uncompensated</w:t>
       </w:r>
       <w:r>
-        <w:t xml:space="preserve"> and is not employment or an independent-contractor</w:t>
-      </w:r>
-    </w:p>
-    <w:p>
-      <w:r>
-        <w:t>engagement.</w:t>
+        <w:t xml:space="preserve"> and is not employment or an independent-contractor engagement.</w:t>
       </w:r>
     </w:p>
     <w:p>
@@ -176,12 +159,7 @@
     </w:p>
     <w:p>
       <w:r>
-        <w:t>Approximate hours per month: as agreed with the working-group lead.</w:t>
-      </w:r>
-    </w:p>
-    <w:p>
-      <w:r>
-        <w:t>Volunteer may withdraw at any time on reasonable notice.</w:t>
+        <w:t>Approximate hours per month: as agreed with the working-group lead. Volunteer may withdraw at any time on reasonable notice.</w:t>
       </w:r>
     </w:p>
     <w:p>
@@ -194,22 +172,7 @@
     </w:p>
     <w:p>
       <w:r>
-        <w:t>Volunteer will follow Birthright's Community Standards and the</w:t>
-      </w:r>
-    </w:p>
-    <w:p>
-      <w:r>
-        <w:t>policies specific to their working group (safeguarding, media,</w:t>
-      </w:r>
-    </w:p>
-    <w:p>
-      <w:r>
-        <w:t>communications). Volunteer will not represent Birthright externally</w:t>
-      </w:r>
-    </w:p>
-    <w:p>
-      <w:r>
-        <w:t>without written authorisation.</w:t>
+        <w:t>Volunteer will follow Birthright's Community Standards and the policies specific to their working group (safeguarding, media, communications). Volunteer will not represent Birthright externally without written authorisation.</w:t>
       </w:r>
     </w:p>
     <w:p>
@@ -222,27 +185,7 @@
     </w:p>
     <w:p>
       <w:r>
-        <w:t>Any materials Volunteer creates for Birthright in the course of</w:t>
-      </w:r>
-    </w:p>
-    <w:p>
-      <w:r>
-        <w:t>volunteering (documents, slides, code contributions to open work) are</w:t>
-      </w:r>
-    </w:p>
-    <w:p>
-      <w:r>
-        <w:t>assigned to Birthright on creation, or, if Volunteer contributes</w:t>
-      </w:r>
-    </w:p>
-    <w:p>
-      <w:r>
-        <w:t>under an open-source licence, are licensed to Birthright under that</w:t>
-      </w:r>
-    </w:p>
-    <w:p>
-      <w:r>
-        <w:t>licence.</w:t>
+        <w:t>Any materials Volunteer creates for Birthright in the course of volunteering (documents, slides, code contributions to open work) are assigned to Birthright on creation, or, if Volunteer contributes under an open-source licence, are licensed to Birthright under that licence.</w:t>
       </w:r>
     </w:p>
     <w:p>
@@ -255,12 +198,7 @@
     </w:p>
     <w:p>
       <w:r>
-        <w:t>Non-public information about the Foundation and its participants is</w:t>
-      </w:r>
-    </w:p>
-    <w:p>
-      <w:r>
-        <w:t>confidential. This obligation survives termination.</w:t>
+        <w:t>Non-public information about the Foundation and its participants is confidential. This obligation survives termination.</w:t>
       </w:r>
     </w:p>
     <w:p>
@@ -273,22 +211,7 @@
     </w:p>
     <w:p>
       <w:r>
-        <w:t>Volunteers acting within the scope of their agreed role are covered</w:t>
-      </w:r>
-    </w:p>
-    <w:p>
-      <w:r>
-        <w:t>by the Foundation's volunteer-accident and general-liability</w:t>
-      </w:r>
-    </w:p>
-    <w:p>
-      <w:r>
-        <w:t>policies. Volunteer must not undertake activities outside their</w:t>
-      </w:r>
-    </w:p>
-    <w:p>
-      <w:r>
-        <w:t>agreed scope without written approval.</w:t>
+        <w:t>Volunteers acting within the scope of their agreed role are covered by the Foundation's volunteer-accident and general-liability policies. Volunteer must not undertake activities outside their agreed scope without written approval.</w:t>
       </w:r>
     </w:p>
     <w:p>
@@ -301,17 +224,7 @@
     </w:p>
     <w:p>
       <w:r>
-        <w:t>Volunteer's contact details are held under the Privacy Policy and</w:t>
-      </w:r>
-    </w:p>
-    <w:p>
-      <w:r>
-        <w:t>purged 12 months after the volunteering ends unless retention is</w:t>
-      </w:r>
-    </w:p>
-    <w:p>
-      <w:r>
-        <w:t>required for records.</w:t>
+        <w:t>Volunteer's contact details are held under the Privacy Policy and purged 12 months after the volunteering ends unless retention is required for records.</w:t>
       </w:r>
     </w:p>
     <w:p>
@@ -330,12 +243,7 @@
     <w:p/>
     <w:p>
       <w:r>
-        <w:t>*First draft — pending counsel ratification. Comments to</w:t>
-      </w:r>
-    </w:p>
-    <w:p>
-      <w:r>
-        <w:t>legal@birthright.live.*</w:t>
+        <w:t>*First draft — pending counsel ratification. Comments to legal@birthright.live.*</w:t>
       </w:r>
     </w:p>
     <w:p/>
@@ -349,17 +257,7 @@
     </w:p>
     <w:p>
       <w:r>
-        <w:t>This document was drafted with EU / UK regulatory alignment in mind. Where</w:t>
-      </w:r>
-    </w:p>
-    <w:p>
-      <w:r>
-        <w:t>this document conflicts with mandatory rights of an EU or UK resident, the</w:t>
-      </w:r>
-    </w:p>
-    <w:p>
-      <w:r>
-        <w:t>mandatory local rules prevail. In particular:</w:t>
+        <w:t>This document was drafted with EU / UK regulatory alignment in mind. Where this document conflicts with mandatory rights of an EU or UK resident, the mandatory local rules prevail. In particular:</w:t>
       </w:r>
     </w:p>
     <w:p>
@@ -373,27 +271,7 @@
         <w:t>GDPR (EU) 2016/679 and UK GDPR</w:t>
       </w:r>
       <w:r>
-        <w:t xml:space="preserve"> apply to processing of personal data</w:t>
-      </w:r>
-    </w:p>
-    <w:p>
-      <w:r>
-        <w:t>of individuals in the EEA and UK. Where Birthright is the controller,</w:t>
-      </w:r>
-    </w:p>
-    <w:p>
-      <w:r>
-        <w:t>the lawful bases relied on are: (i) contract necessity, (ii) legitimate</w:t>
-      </w:r>
-    </w:p>
-    <w:p>
-      <w:r>
-        <w:t>interests (balanced by opt-out), (iii) consent (marketing and non-</w:t>
-      </w:r>
-    </w:p>
-    <w:p>
-      <w:r>
-        <w:t>essential cookies), and (iv) legal obligation.</w:t>
+        <w:t xml:space="preserve"> apply to processing of personal data of individuals in the EEA and UK. Where Birthright is the controller, the lawful bases relied on are: (i) contract necessity, (ii) legitimate interests (balanced by opt-out), (iii) consent (marketing and non-essential cookies), and (iv) legal obligation.</w:t>
       </w:r>
     </w:p>
     <w:p>
@@ -407,12 +285,7 @@
         <w:t>ePrivacy Directive (2002/58/EC as amended)</w:t>
       </w:r>
       <w:r>
-        <w:t xml:space="preserve"> applies to cookies and</w:t>
-      </w:r>
-    </w:p>
-    <w:p>
-      <w:r>
-        <w:t>similar tracking. Non-essential cookies require prior opt-in consent.</w:t>
+        <w:t xml:space="preserve"> applies to cookies and similar tracking. Non-essential cookies require prior opt-in consent.</w:t>
       </w:r>
     </w:p>
     <w:p>
@@ -426,22 +299,7 @@
         <w:t>EU Consumer Rights Directive (2011/83/EU)</w:t>
       </w:r>
       <w:r>
-        <w:t xml:space="preserve"> — EU/UK consumers have</w:t>
-      </w:r>
-    </w:p>
-    <w:p>
-      <w:r>
-        <w:t>a 14-day right of withdrawal on distance sales of goods and most</w:t>
-      </w:r>
-    </w:p>
-    <w:p>
-      <w:r>
-        <w:t>digital services. Where a workshop or digital product has been fully</w:t>
-      </w:r>
-    </w:p>
-    <w:p>
-      <w:r>
-        <w:t>performed with the consumer's prior consent, the right may be lost.</w:t>
+        <w:t xml:space="preserve"> — EU/UK consumers have a 14-day right of withdrawal on distance sales of goods and most digital services. Where a workshop or digital product has been fully performed with the consumer's prior consent, the right may be lost.</w:t>
       </w:r>
     </w:p>
     <w:p>
@@ -455,22 +313,7 @@
         <w:t>Digital Services Act (Regulation 2022/2065)</w:t>
       </w:r>
       <w:r>
-        <w:t xml:space="preserve"> applies to online</w:t>
-      </w:r>
-    </w:p>
-    <w:p>
-      <w:r>
-        <w:t>intermediaries offering services in the EU; Birthright's community</w:t>
-      </w:r>
-    </w:p>
-    <w:p>
-      <w:r>
-        <w:t>features (posts, DMs, disputes) fall within scope. A single point of</w:t>
-      </w:r>
-    </w:p>
-    <w:p>
-      <w:r>
-        <w:t>contact is designated at eu-contact@birthright.live.</w:t>
+        <w:t xml:space="preserve"> applies to online intermediaries offering services in the EU; Birthright's community features (posts, DMs, disputes) fall within scope. A single point of contact is designated at eu-contact@birthright.live.</w:t>
       </w:r>
     </w:p>
     <w:p>
@@ -484,22 +327,7 @@
         <w:t>EU AI Act (Regulation 2024/1689)</w:t>
       </w:r>
       <w:r>
-        <w:t xml:space="preserve"> applies to providers and deployers</w:t>
-      </w:r>
-    </w:p>
-    <w:p>
-      <w:r>
-        <w:t>of AI systems affecting EU users. Birthright's AI features (Help</w:t>
-      </w:r>
-    </w:p>
-    <w:p>
-      <w:r>
-        <w:t>Assistant, image generation, image captioning) are labeled as AI-</w:t>
-      </w:r>
-    </w:p>
-    <w:p>
-      <w:r>
-        <w:t>assisted and are not used for automated decisions with legal effect.</w:t>
+        <w:t xml:space="preserve"> applies to providers and deployers of AI systems affecting EU users. Birthright's AI features (Help Assistant, image generation, image captioning) are labeled as AI-assisted and are not used for automated decisions with legal effect.</w:t>
       </w:r>
     </w:p>
     <w:p>
@@ -513,22 +341,7 @@
         <w:t>Data transfers out of the EEA/UK/CH</w:t>
       </w:r>
       <w:r>
-        <w:t xml:space="preserve"> rely on the EU Standard</w:t>
-      </w:r>
-    </w:p>
-    <w:p>
-      <w:r>
-        <w:t>Contractual Clauses (2021/914) and the UK International Data Transfer</w:t>
-      </w:r>
-    </w:p>
-    <w:p>
-      <w:r>
-        <w:t>Addendum, with a transfer-impact assessment on file for each sub-</w:t>
-      </w:r>
-    </w:p>
-    <w:p>
-      <w:r>
-        <w:t>processor.</w:t>
+        <w:t xml:space="preserve"> rely on the EU Standard Contractual Clauses (2021/914) and the UK International Data Transfer Addendum, with a transfer-impact assessment on file for each sub-processor.</w:t>
       </w:r>
     </w:p>
     <w:p>
@@ -542,17 +355,7 @@
         <w:t>Data Protection Officer (DPO)</w:t>
       </w:r>
       <w:r>
-        <w:t xml:space="preserve"> — Birthright will designate a DPO</w:t>
-      </w:r>
-    </w:p>
-    <w:p>
-      <w:r>
-        <w:t>once threshold criteria under GDPR Art. 37 are met. Contact:</w:t>
-      </w:r>
-    </w:p>
-    <w:p>
-      <w:r>
-        <w:t>dpo@birthright.live.</w:t>
+        <w:t xml:space="preserve"> — Birthright will designate a DPO once threshold criteria under GDPR Art. 37 are met. Contact: dpo@birthright.live.</w:t>
       </w:r>
     </w:p>
     <w:p>
@@ -566,12 +369,7 @@
         <w:t>DSAR window</w:t>
       </w:r>
       <w:r>
-        <w:t xml:space="preserve"> — subject access, rectification, erasure, portability,</w:t>
-      </w:r>
-    </w:p>
-    <w:p>
-      <w:r>
-        <w:t xml:space="preserve">and objection requests are responded to within </w:t>
+        <w:t xml:space="preserve"> — subject access, rectification, erasure, portability, and objection requests are responded to within </w:t>
       </w:r>
       <w:r>
         <w:rPr>
@@ -580,12 +378,7 @@
         <w:t>30 days</w:t>
       </w:r>
       <w:r>
-        <w:t xml:space="preserve"> (extendable</w:t>
-      </w:r>
-    </w:p>
-    <w:p>
-      <w:r>
-        <w:t>by 60 days for complex requests) at privacy@birthright.live.</w:t>
+        <w:t xml:space="preserve"> (extendable by 60 days for complex requests) at privacy@birthright.live.</w:t>
       </w:r>
     </w:p>
     <w:p>
@@ -599,15 +392,8 @@
         <w:t>Supervisory authority</w:t>
       </w:r>
       <w:r>
-        <w:t xml:space="preserve"> — EU/UK residents may lodge a complaint with</w:t>
+        <w:t xml:space="preserve"> — EU/UK residents may lodge a complaint with their local supervisory authority; a list is available at </w:t>
       </w:r>
-    </w:p>
-    <w:p>
-      <w:r>
-        <w:t>their local supervisory authority; a list is available at</w:t>
-      </w:r>
-    </w:p>
-    <w:p>
       <w:hyperlink r:id="rId9">
         <w:r>
           <w:rPr>
@@ -618,10 +404,8 @@
         </w:r>
       </w:hyperlink>
       <w:r>
-        <w:t xml:space="preserve"> (EU) and</w:t>
+        <w:t xml:space="preserve"> (EU) and </w:t>
       </w:r>
-    </w:p>
-    <w:p>
       <w:hyperlink r:id="rId10">
         <w:r>
           <w:rPr>
@@ -646,22 +430,12 @@
         <w:t>VAT</w:t>
       </w:r>
       <w:r>
-        <w:t xml:space="preserve"> — Where Birthright's EU B2C digital-service or goods sales</w:t>
-      </w:r>
-    </w:p>
-    <w:p>
-      <w:r>
-        <w:t>cross applicable thresholds, VAT registration (One-Stop-Shop or</w:t>
-      </w:r>
-    </w:p>
-    <w:p>
-      <w:r>
-        <w:t>country-by-country) will be completed.</w:t>
+        <w:t xml:space="preserve"> — Where Birthright's EU B2C digital-service or goods sales cross applicable thresholds, VAT registration (One-Stop-Shop or country-by-country) will be completed.</w:t>
       </w:r>
     </w:p>
     <w:sectPr>
       <w:pgSz w:w="12240" w:h="15840"/>
-      <w:pgMar w:top="1152" w:right="1296" w:bottom="1152" w:left="1296" w:header="720" w:footer="720" w:gutter="0"/>
+      <w:pgMar w:top="1440" w:right="1440" w:bottom="1440" w:left="1440" w:header="720" w:footer="720" w:gutter="0"/>
       <w:cols w:space="720"/>
       <w:docGrid w:linePitch="360"/>
     </w:sectPr>
@@ -1032,6 +806,9 @@
     <w:name w:val="Normal"/>
     <w:qFormat/>
     <w:rsid w:val="00FC693F"/>
+    <w:pPr>
+      <w:spacing w:line="240" w:lineRule="auto" w:before="0" w:after="120"/>
+    </w:pPr>
     <w:rPr>
       <w:rFonts w:ascii="Calibri" w:hAnsi="Calibri"/>
       <w:sz w:val="22"/>

--- a/backend/legal_docs/12-volunteer-agreement.docx
+++ b/backend/legal_docs/12-volunteer-agreement.docx
@@ -105,7 +105,7 @@
           <w:i/>
           <w:color w:val="7C5316"/>
         </w:rPr>
-        <w:t>Executive Director: James Reagan · Contact: legal@birthright.live</w:t>
+        <w:t>Executive Director: Amanda Reagan · Contact: legal@birthright.live</w:t>
       </w:r>
     </w:p>
     <w:p>
